--- a/reports/tr2/report/Vinci_Technical_Report_No_2.docx
+++ b/reports/tr2/report/Vinci_Technical_Report_No_2.docx
@@ -2,7 +2,7 @@
 <file path=word/document.xml><?xml version="1.0" encoding="utf-8"?>
 <w:document xmlns:w="http://schemas.openxmlformats.org/wordprocessingml/2006/main" xmlns:m="http://schemas.openxmlformats.org/officeDocument/2006/math" xmlns:r="http://schemas.openxmlformats.org/officeDocument/2006/relationships" xmlns:o="urn:schemas-microsoft-com:office:office" xmlns:v="urn:schemas-microsoft-com:vml" xmlns:w10="urn:schemas-microsoft-com:office:word" xmlns:a="http://schemas.openxmlformats.org/drawingml/2006/main" xmlns:pic="http://schemas.openxmlformats.org/drawingml/2006/picture" xmlns:wp="http://schemas.openxmlformats.org/drawingml/2006/wordprocessingDrawing">
   <w:body>
-    <w:bookmarkStart w:id="80" w:name="Xe57017fcf5d3a8e5017194ebe1ec97441380e6c"/>
+    <w:bookmarkStart w:id="81" w:name="Xe57017fcf5d3a8e5017194ebe1ec97441380e6c"/>
     <w:p>
       <w:pPr>
         <w:pStyle w:val="Heading1"/>
@@ -110,7 +110,7 @@
           <w:color w:val="1C2628"/>
           <w:sz w:val="17"/>
         </w:rPr>
-        <w:t xml:space="preserve">Version 0.9 - publication draft - 1 September 2026</w:t>
+        <w:t xml:space="preserve">Version 1.0 - 1 September 2026</w:t>
       </w:r>
       <w:r>
         <w:rPr>
@@ -5703,7 +5703,7 @@
         <w:jc w:val="both"/>
       </w:pPr>
       <w:r>
-        <w:t xml:space="preserve">Contributions follow the CRediT taxonomy; equal contribution is not claimed. This statement is a publication draft and requires confirmation by both named authors.</w:t>
+        <w:t xml:space="preserve">Contributions follow the CRediT taxonomy; equal contribution is not claimed. Both named authors confirmed the author order and this statement on 1 September 2026.</w:t>
       </w:r>
     </w:p>
     <w:p>
@@ -5773,7 +5773,7 @@
       </w:r>
     </w:p>
     <w:bookmarkEnd w:id="61"/>
-    <w:bookmarkStart w:id="75" w:name="references"/>
+    <w:bookmarkStart w:id="76" w:name="references"/>
     <w:p>
       <w:pPr>
         <w:pStyle w:val="Heading2"/>
@@ -6227,11 +6227,27 @@
           <w:color w:val="1C2628"/>
           <w:sz w:val="17"/>
         </w:rPr>
-        <w:t xml:space="preserve">[15] Vinci Research. “Character Transfer Development-Tier Release Bundle, Version 0.9.” 2026. Public URL and immutable release identifier to be assigned.</w:t>
-      </w:r>
-    </w:p>
-    <w:bookmarkEnd w:id="75"/>
-    <w:bookmarkStart w:id="76" w:name="appendix-a.-claim-to-evidence-boundary"/>
+        <w:t xml:space="preserve">[15] Vinci Research. “Character Transfer Development-Tier Release Bundle, Version 1.0.” 2026.</w:t>
+      </w:r>
+      <w:r>
+        <w:rPr>
+          <w:rFonts w:ascii="Liberation Serif" w:hAnsi="Liberation Serif" w:eastAsia="Liberation Serif"/>
+          <w:color w:val="1C2628"/>
+          <w:sz w:val="17"/>
+        </w:rPr>
+        <w:t xml:space="preserve"> </w:t>
+      </w:r>
+      <w:hyperlink r:id="rId75">
+        <w:r>
+          <w:rPr>
+            <w:rStyle w:val="Hyperlink"/>
+          </w:rPr>
+          <w:t xml:space="preserve">https://doi.org/10.5281/zenodo.22236690</w:t>
+        </w:r>
+      </w:hyperlink>
+    </w:p>
+    <w:bookmarkEnd w:id="76"/>
+    <w:bookmarkStart w:id="77" w:name="appendix-a.-claim-to-evidence-boundary"/>
     <w:p>
       <w:pPr>
         <w:pStyle w:val="Heading2"/>
@@ -7034,8 +7050,8 @@
         </w:tc>
       </w:tr>
     </w:tbl>
-    <w:bookmarkEnd w:id="76"/>
-    <w:bookmarkStart w:id="77" w:name="appendix-b.-key-provenance-values"/>
+    <w:bookmarkEnd w:id="77"/>
+    <w:bookmarkStart w:id="78" w:name="appendix-b.-key-provenance-values"/>
     <w:p>
       <w:pPr>
         <w:pStyle w:val="Heading2"/>
@@ -7756,8 +7772,8 @@
         </w:tc>
       </w:tr>
     </w:tbl>
-    <w:bookmarkEnd w:id="77"/>
-    <w:bookmarkStart w:id="78" w:name="X24038f1c4dfc50f2364506132388710ecacf70c"/>
+    <w:bookmarkEnd w:id="78"/>
+    <w:bookmarkStart w:id="79" w:name="X24038f1c4dfc50f2364506132388710ecacf70c"/>
     <w:p>
       <w:pPr>
         <w:pStyle w:val="Heading2"/>
@@ -8641,8 +8657,8 @@
         </w:tc>
       </w:tr>
     </w:tbl>
-    <w:bookmarkEnd w:id="78"/>
-    <w:bookmarkStart w:id="79" w:name="appendix-d.-outstanding-evidence-work"/>
+    <w:bookmarkEnd w:id="79"/>
+    <w:bookmarkStart w:id="80" w:name="appendix-d.-outstanding-evidence-work"/>
     <w:p>
       <w:pPr>
         <w:pStyle w:val="Heading2"/>
@@ -8791,8 +8807,8 @@
         <w:t xml:space="preserve">benchmark remains under controlled access pending that review.</w:t>
       </w:r>
     </w:p>
-    <w:bookmarkEnd w:id="79"/>
     <w:bookmarkEnd w:id="80"/>
+    <w:bookmarkEnd w:id="81"/>
     <w:sectPr>
       <w:headerReference w:type="default" r:id="rId9"/>
       <w:footerReference w:type="default" r:id="rId11"/>

--- a/reports/tr2/report/Vinci_Technical_Report_No_2.docx
+++ b/reports/tr2/report/Vinci_Technical_Report_No_2.docx
@@ -5703,7 +5703,7 @@
         <w:jc w:val="both"/>
       </w:pPr>
       <w:r>
-        <w:t xml:space="preserve">Contributions follow the CRediT taxonomy; equal contribution is not claimed. Both named authors confirmed the author order and this statement on 1 September 2026.</w:t>
+        <w:t xml:space="preserve">Contributions follow the CRediT taxonomy; equal contribution is not claimed. Both authors reviewed and approved the final manuscript, author order, and this contribution statement on 1 September 2026.</w:t>
       </w:r>
     </w:p>
     <w:p>
@@ -5741,7 +5741,7 @@
         <w:t xml:space="preserve"> </w:t>
       </w:r>
       <w:r>
-        <w:t xml:space="preserve">software, training infrastructure, technical validation, supporting methodology, reproducibility support, and writing - review and editing. Exact contribution wording should be confirmed before publication.</w:t>
+        <w:t xml:space="preserve">software, training infrastructure, technical validation, supporting methodology, reproducibility support, and writing - review and editing.</w:t>
       </w:r>
     </w:p>
     <w:bookmarkEnd w:id="60"/>

--- a/reports/tr2/report/Vinci_Technical_Report_No_2.docx
+++ b/reports/tr2/report/Vinci_Technical_Report_No_2.docx
@@ -5703,7 +5703,7 @@
         <w:jc w:val="both"/>
       </w:pPr>
       <w:r>
-        <w:t xml:space="preserve">Contributions follow the CRediT taxonomy; equal contribution is not claimed. Both authors reviewed and approved the final manuscript, author order, and this contribution statement on 1 September 2026.</w:t>
+        <w:t xml:space="preserve">Contributions follow the CRediT taxonomy; equal contribution is not claimed. Both authors confirmed the author order and this contribution statement on 1 September 2026.</w:t>
       </w:r>
     </w:p>
     <w:p>
